--- a/08_llm_10k_lookahead/paper/main.docx
+++ b/08_llm_10k_lookahead/paper/main.docx
@@ -5645,13 +5645,13 @@
         <w:t xml:space="preserve"> </w:t>
       </w:r>
       <w:r>
-        <w:t xml:space="preserve">Sarkar, S.K., 2024. Look-ahead bias in large language</w:t>
-      </w:r>
-      <w:r>
-        <w:t xml:space="preserve"> </w:t>
-      </w:r>
-      <w:r>
-        <w:t xml:space="preserve">models: evidence and correction. Working paper.</w:t>
+        <w:t xml:space="preserve">Sarkar, S.K., Vafa, K., 2024. Lookahead bias in</w:t>
+      </w:r>
+      <w:r>
+        <w:t xml:space="preserve"> </w:t>
+      </w:r>
+      <w:r>
+        <w:t xml:space="preserve">pretrained language models. Working paper.</w:t>
       </w:r>
       <w:r>
         <w:t xml:space="preserve"> </w:t>
